--- a/CBC_Sales/04_Quotes/Vendor_Agreement_Unique_Cuisine_Sushi.docx
+++ b/CBC_Sales/04_Quotes/Vendor_Agreement_Unique_Cuisine_Sushi.docx
@@ -169,7 +169,7 @@
                 <w:sz w:val="20"/>
                 <w:szCs w:val="20"/>
               </w:rPr>
-              <w:t xml:space="preserve">Culinary Block Collective, operated by Culinary Block LLC</w:t>
+              <w:t xml:space="preserve">Culinary Block Collective LLC</w:t>
             </w:r>
           </w:p>
         </w:tc>
@@ -373,7 +373,7 @@
           <w:sz w:val="20"/>
           <w:szCs w:val="20"/>
         </w:rPr>
-        <w:t xml:space="preserve">This Agreement outlines the terms under which the Contractors provide catering services through Culinary Block Collective (“CBC”) to CBC’s corporate clients.</w:t>
+        <w:t xml:space="preserve">This Agreement outlines the terms under which the Contractors provide catering services through Culinary Block Collective (“CBC”), a limited liability company wholly owned by Doug, to CBC’s corporate clients.</w:t>
       </w:r>
     </w:p>
     <w:p>
@@ -482,7 +482,7 @@
           <w:sz w:val="20"/>
           <w:szCs w:val="20"/>
         </w:rPr>
-        <w:t xml:space="preserve">Contractors are responsible for providing their own serving equipment, platters, and buffet setup materials. CBC will provide dietary labels, printed menu cards, and handle delivery coordination to the client site.</w:t>
+        <w:t xml:space="preserve">Contractors are responsible for providing their own serving equipment, platters, and buffet setup materials. CBC will provide dietary labels, food safety labels (including consume-by times), printed menu cards, and handle delivery coordination to the client site.</w:t>
       </w:r>
     </w:p>
     <w:p>
@@ -1397,7 +1397,7 @@
           <w:sz w:val="20"/>
           <w:szCs w:val="20"/>
         </w:rPr>
-        <w:t xml:space="preserve">CBC handles all client billing. Contractors receive 80% of the per-person price charged to the client, multiplied by the guest count.</w:t>
+        <w:t xml:space="preserve">CBC handles all client billing and collection of applicable sales tax. Contractors receive 80% of the per-person price charged to the client (excluding sales tax), multiplied by the guest count.</w:t>
       </w:r>
     </w:p>
     <w:p>
@@ -1452,6 +1452,24 @@
           <w:szCs w:val="20"/>
         </w:rPr>
         <w:t xml:space="preserve">Contractors are responsible for their own taxes, benefits, and insurance.</w:t>
+      </w:r>
+    </w:p>
+    <w:p>
+      <w:pPr>
+        <w:pStyle w:val="ListParagraph"/>
+        <w:numPr>
+          <w:ilvl w:val="0"/>
+          <w:numId w:val="2"/>
+        </w:numPr>
+        <w:spacing w:after="40" w:before="40"/>
+      </w:pPr>
+      <w:r>
+        <w:rPr>
+          <w:rFonts w:ascii="Arial" w:cs="Arial" w:eastAsia="Arial" w:hAnsi="Arial"/>
+          <w:sz w:val="20"/>
+          <w:szCs w:val="20"/>
+        </w:rPr>
+        <w:t xml:space="preserve">Sales tax: CBC is responsible for collecting and remitting all applicable sales tax from corporate clients. Sales tax is not included in the per-unit price and is not deducted from the Contractors’ compensation.</w:t>
       </w:r>
     </w:p>
     <w:p>
@@ -1524,7 +1542,7 @@
           <w:sz w:val="20"/>
           <w:szCs w:val="20"/>
         </w:rPr>
-        <w:t xml:space="preserve">Cost of tasting samples is borne by the Contractors. CBC may offer a tasting package to clients at a rate agreed upon separately.</w:t>
+        <w:t xml:space="preserve">CBC will reimburse the Contractors for food costs incurred for tasting sessions. Contractors shall submit an itemized receipt or cost summary to CBC within seven (7) days of each tasting. Reimbursement will be included in the next scheduled payment cycle.</w:t>
       </w:r>
     </w:p>
     <w:p>
@@ -1814,151 +1832,79 @@
           <w:sz w:val="24"/>
           <w:szCs w:val="24"/>
         </w:rPr>
-        <w:t xml:space="preserve">7. Liability, Insurance &amp; Food Safety</w:t>
-      </w:r>
-    </w:p>
-    <w:p>
-      <w:pPr>
-        <w:pStyle w:val="ListParagraph"/>
-        <w:numPr>
-          <w:ilvl w:val="0"/>
-          <w:numId w:val="2"/>
-        </w:numPr>
-        <w:spacing w:after="40" w:before="40"/>
-      </w:pPr>
-      <w:r>
-        <w:rPr>
-          <w:rFonts w:ascii="Arial" w:cs="Arial" w:eastAsia="Arial" w:hAnsi="Arial"/>
-          <w:sz w:val="20"/>
-          <w:szCs w:val="20"/>
-        </w:rPr>
-        <w:t xml:space="preserve">Contractors warrant that all food provided is prepared in accordance with applicable health and safety standards and is safe for consumption at the time of handoff to CBC for delivery.</w:t>
-      </w:r>
-    </w:p>
-    <w:p>
-      <w:pPr>
-        <w:pStyle w:val="ListParagraph"/>
-        <w:numPr>
-          <w:ilvl w:val="0"/>
-          <w:numId w:val="2"/>
-        </w:numPr>
-        <w:spacing w:after="40" w:before="40"/>
-      </w:pPr>
-      <w:r>
-        <w:rPr>
-          <w:rFonts w:ascii="Arial" w:cs="Arial" w:eastAsia="Arial" w:hAnsi="Arial"/>
-          <w:sz w:val="20"/>
-          <w:szCs w:val="20"/>
-        </w:rPr>
-        <w:t xml:space="preserve">Contractors assume full liability for claims arising from food preparation, ingredients, or allergen disclosure.</w:t>
-      </w:r>
-    </w:p>
-    <w:p>
-      <w:pPr>
-        <w:pStyle w:val="ListParagraph"/>
-        <w:numPr>
-          <w:ilvl w:val="0"/>
-          <w:numId w:val="2"/>
-        </w:numPr>
-        <w:spacing w:after="40" w:before="40"/>
-      </w:pPr>
-      <w:r>
-        <w:rPr>
-          <w:rFonts w:ascii="Arial" w:cs="Arial" w:eastAsia="Arial" w:hAnsi="Arial"/>
-          <w:sz w:val="20"/>
-          <w:szCs w:val="20"/>
-        </w:rPr>
-        <w:t xml:space="preserve">Contractors shall follow safe handling procedures including maintaining proper food temperatures, using clean utensils, adhering to health regulations, and ensuring proper labeling of ingredients and allergens.</w:t>
-      </w:r>
-    </w:p>
-    <w:p>
-      <w:pPr>
-        <w:pStyle w:val="ListParagraph"/>
-        <w:numPr>
-          <w:ilvl w:val="0"/>
-          <w:numId w:val="2"/>
-        </w:numPr>
-        <w:spacing w:after="40" w:before="40"/>
-      </w:pPr>
-      <w:r>
-        <w:rPr>
-          <w:rFonts w:ascii="Arial" w:cs="Arial" w:eastAsia="Arial" w:hAnsi="Arial"/>
-          <w:sz w:val="20"/>
-          <w:szCs w:val="20"/>
-        </w:rPr>
-        <w:t xml:space="preserve">Contractors shall maintain logs of safe handling procedures, available to CBC upon request.</w:t>
-      </w:r>
-    </w:p>
-    <w:p>
-      <w:pPr>
-        <w:pStyle w:val="ListParagraph"/>
-        <w:numPr>
-          <w:ilvl w:val="0"/>
-          <w:numId w:val="2"/>
-        </w:numPr>
-        <w:spacing w:after="40" w:before="40"/>
-      </w:pPr>
-      <w:r>
-        <w:rPr>
-          <w:rFonts w:ascii="Arial" w:cs="Arial" w:eastAsia="Arial" w:hAnsi="Arial"/>
-          <w:sz w:val="20"/>
-          <w:szCs w:val="20"/>
-        </w:rPr>
-        <w:t xml:space="preserve">CBC’s liability is limited to the delivery phase. CBC shall not be liable for claims related to food preparation.</w:t>
-      </w:r>
-    </w:p>
-    <w:p>
-      <w:pPr>
-        <w:pStyle w:val="ListParagraph"/>
-        <w:numPr>
-          <w:ilvl w:val="0"/>
-          <w:numId w:val="2"/>
-        </w:numPr>
-        <w:spacing w:after="40" w:before="40"/>
-      </w:pPr>
-      <w:r>
-        <w:rPr>
-          <w:rFonts w:ascii="Arial" w:cs="Arial" w:eastAsia="Arial" w:hAnsi="Arial"/>
-          <w:sz w:val="20"/>
-          <w:szCs w:val="20"/>
-        </w:rPr>
-        <w:t xml:space="preserve">Contractors shall carry product liability and general liability insurance with a minimum of $1,000,000 each. CBC shall carry general liability insurance ($1,000,000 minimum) for delivery-related liabilities.</w:t>
-      </w:r>
-    </w:p>
-    <w:p>
-      <w:pPr>
-        <w:pStyle w:val="ListParagraph"/>
-        <w:numPr>
-          <w:ilvl w:val="0"/>
-          <w:numId w:val="2"/>
-        </w:numPr>
-        <w:spacing w:after="40" w:before="40"/>
-      </w:pPr>
-      <w:r>
-        <w:rPr>
-          <w:rFonts w:ascii="Arial" w:cs="Arial" w:eastAsia="Arial" w:hAnsi="Arial"/>
-          <w:sz w:val="20"/>
-          <w:szCs w:val="20"/>
-        </w:rPr>
-        <w:t xml:space="preserve">CBC reserves the right to inspect Contractors’ kitchen and records at reasonable times.</w:t>
-      </w:r>
-    </w:p>
-    <w:p>
-      <w:pPr>
-        <w:pStyle w:val="ListParagraph"/>
-        <w:numPr>
-          <w:ilvl w:val="0"/>
-          <w:numId w:val="2"/>
-        </w:numPr>
-        <w:spacing w:after="40" w:before="40"/>
-      </w:pPr>
-      <w:r>
-        <w:rPr>
-          <w:rFonts w:ascii="Arial" w:cs="Arial" w:eastAsia="Arial" w:hAnsi="Arial"/>
-          <w:sz w:val="20"/>
-          <w:szCs w:val="20"/>
-        </w:rPr>
-        <w:t xml:space="preserve">CBC may terminate this Agreement immediately if Contractors fail to comply with food safety or record-keeping requirements.</w:t>
+        <w:t xml:space="preserve">7. Food Safety Labeling &amp; Time/Temperature Compliance</w:t>
+      </w:r>
+    </w:p>
+    <w:p>
+      <w:pPr>
+        <w:pStyle w:val="ListParagraph"/>
+        <w:numPr>
+          <w:ilvl w:val="0"/>
+          <w:numId w:val="2"/>
+        </w:numPr>
+        <w:spacing w:after="40" w:before="40"/>
+      </w:pPr>
+      <w:r>
+        <w:rPr>
+          <w:rFonts w:ascii="Arial" w:cs="Arial" w:eastAsia="Arial" w:hAnsi="Arial"/>
+          <w:sz w:val="20"/>
+          <w:szCs w:val="20"/>
+        </w:rPr>
+        <w:t xml:space="preserve">CBC will affix food safety labels to all food items prior to delivery. Labels will include a “Consume By” time calculated in accordance with California food safety regulations and the FDA Food Code, which require that ready-to-eat, temperature-controlled food held outside of safe temperature range (below 41°F or above 135°F) must be consumed or discarded within four (4) hours of preparation or removal from temperature control.</w:t>
+      </w:r>
+    </w:p>
+    <w:p>
+      <w:pPr>
+        <w:pStyle w:val="ListParagraph"/>
+        <w:numPr>
+          <w:ilvl w:val="0"/>
+          <w:numId w:val="2"/>
+        </w:numPr>
+        <w:spacing w:after="40" w:before="40"/>
+      </w:pPr>
+      <w:r>
+        <w:rPr>
+          <w:rFonts w:ascii="Arial" w:cs="Arial" w:eastAsia="Arial" w:hAnsi="Arial"/>
+          <w:sz w:val="20"/>
+          <w:szCs w:val="20"/>
+        </w:rPr>
+        <w:t xml:space="preserve">Each food safety label will state: the item name, the date and time of preparation or packaging, and the consume-by time (no more than 4 hours from the time the food leaves temperature control).</w:t>
+      </w:r>
+    </w:p>
+    <w:p>
+      <w:pPr>
+        <w:pStyle w:val="ListParagraph"/>
+        <w:numPr>
+          <w:ilvl w:val="0"/>
+          <w:numId w:val="2"/>
+        </w:numPr>
+        <w:spacing w:after="40" w:before="40"/>
+      </w:pPr>
+      <w:r>
+        <w:rPr>
+          <w:rFonts w:ascii="Arial" w:cs="Arial" w:eastAsia="Arial" w:hAnsi="Arial"/>
+          <w:sz w:val="20"/>
+          <w:szCs w:val="20"/>
+        </w:rPr>
+        <w:t xml:space="preserve">CBC requires all corporate clients to acknowledge and confirm the food safety labeling policy in writing prior to the event. Specifically, clients must agree to: (a) communicate consume-by times to their guests, (b) discard any food not consumed by the stated time, and (c) not hold CBC or the Contractors liable for food consumed after the labeled consume-by time.</w:t>
+      </w:r>
+    </w:p>
+    <w:p>
+      <w:pPr>
+        <w:pStyle w:val="ListParagraph"/>
+        <w:numPr>
+          <w:ilvl w:val="0"/>
+          <w:numId w:val="2"/>
+        </w:numPr>
+        <w:spacing w:after="40" w:before="40"/>
+      </w:pPr>
+      <w:r>
+        <w:rPr>
+          <w:rFonts w:ascii="Arial" w:cs="Arial" w:eastAsia="Arial" w:hAnsi="Arial"/>
+          <w:sz w:val="20"/>
+          <w:szCs w:val="20"/>
+        </w:rPr>
+        <w:t xml:space="preserve">Contractors are responsible for ensuring all food is prepared, held, and packaged at safe temperatures up to the point of handoff to CBC. CBC is responsible for maintaining safe transport conditions and ensuring labels are accurate and visible.</w:t>
       </w:r>
     </w:p>
     <w:p>
@@ -1977,43 +1923,151 @@
           <w:sz w:val="24"/>
           <w:szCs w:val="24"/>
         </w:rPr>
-        <w:t xml:space="preserve">8. Indemnification</w:t>
-      </w:r>
-    </w:p>
-    <w:p>
-      <w:pPr>
-        <w:pStyle w:val="ListParagraph"/>
-        <w:numPr>
-          <w:ilvl w:val="0"/>
-          <w:numId w:val="2"/>
-        </w:numPr>
-        <w:spacing w:after="40" w:before="40"/>
-      </w:pPr>
-      <w:r>
-        <w:rPr>
-          <w:rFonts w:ascii="Arial" w:cs="Arial" w:eastAsia="Arial" w:hAnsi="Arial"/>
-          <w:sz w:val="20"/>
-          <w:szCs w:val="20"/>
-        </w:rPr>
-        <w:t xml:space="preserve">Contractors shall indemnify and hold CBC harmless from claims related to Contractors’ performance, breaches, negligence, or willful misconduct, except where CBC is solely responsible.</w:t>
-      </w:r>
-    </w:p>
-    <w:p>
-      <w:pPr>
-        <w:pStyle w:val="ListParagraph"/>
-        <w:numPr>
-          <w:ilvl w:val="0"/>
-          <w:numId w:val="2"/>
-        </w:numPr>
-        <w:spacing w:after="40" w:before="40"/>
-      </w:pPr>
-      <w:r>
-        <w:rPr>
-          <w:rFonts w:ascii="Arial" w:cs="Arial" w:eastAsia="Arial" w:hAnsi="Arial"/>
-          <w:sz w:val="20"/>
-          <w:szCs w:val="20"/>
-        </w:rPr>
-        <w:t xml:space="preserve">CBC shall indemnify and hold Contractors harmless from claims related to CBC’s performance, breaches, negligence, or willful misconduct, except where Contractors are solely responsible.</w:t>
+        <w:t xml:space="preserve">8. Liability, Insurance &amp; Food Safety</w:t>
+      </w:r>
+    </w:p>
+    <w:p>
+      <w:pPr>
+        <w:pStyle w:val="ListParagraph"/>
+        <w:numPr>
+          <w:ilvl w:val="0"/>
+          <w:numId w:val="2"/>
+        </w:numPr>
+        <w:spacing w:after="40" w:before="40"/>
+      </w:pPr>
+      <w:r>
+        <w:rPr>
+          <w:rFonts w:ascii="Arial" w:cs="Arial" w:eastAsia="Arial" w:hAnsi="Arial"/>
+          <w:sz w:val="20"/>
+          <w:szCs w:val="20"/>
+        </w:rPr>
+        <w:t xml:space="preserve">Contractors warrant that all food provided is prepared in accordance with applicable health and safety standards and is safe for consumption at the time of handoff to CBC for delivery.</w:t>
+      </w:r>
+    </w:p>
+    <w:p>
+      <w:pPr>
+        <w:pStyle w:val="ListParagraph"/>
+        <w:numPr>
+          <w:ilvl w:val="0"/>
+          <w:numId w:val="2"/>
+        </w:numPr>
+        <w:spacing w:after="40" w:before="40"/>
+      </w:pPr>
+      <w:r>
+        <w:rPr>
+          <w:rFonts w:ascii="Arial" w:cs="Arial" w:eastAsia="Arial" w:hAnsi="Arial"/>
+          <w:sz w:val="20"/>
+          <w:szCs w:val="20"/>
+        </w:rPr>
+        <w:t xml:space="preserve">Contractors assume full liability for claims arising from food preparation, ingredients, or allergen disclosure.</w:t>
+      </w:r>
+    </w:p>
+    <w:p>
+      <w:pPr>
+        <w:pStyle w:val="ListParagraph"/>
+        <w:numPr>
+          <w:ilvl w:val="0"/>
+          <w:numId w:val="2"/>
+        </w:numPr>
+        <w:spacing w:after="40" w:before="40"/>
+      </w:pPr>
+      <w:r>
+        <w:rPr>
+          <w:rFonts w:ascii="Arial" w:cs="Arial" w:eastAsia="Arial" w:hAnsi="Arial"/>
+          <w:sz w:val="20"/>
+          <w:szCs w:val="20"/>
+        </w:rPr>
+        <w:t xml:space="preserve">Contractors shall follow safe handling procedures including maintaining proper food temperatures, using clean utensils, adhering to health regulations, and ensuring proper labeling of ingredients and allergens.</w:t>
+      </w:r>
+    </w:p>
+    <w:p>
+      <w:pPr>
+        <w:pStyle w:val="ListParagraph"/>
+        <w:numPr>
+          <w:ilvl w:val="0"/>
+          <w:numId w:val="2"/>
+        </w:numPr>
+        <w:spacing w:after="40" w:before="40"/>
+      </w:pPr>
+      <w:r>
+        <w:rPr>
+          <w:rFonts w:ascii="Arial" w:cs="Arial" w:eastAsia="Arial" w:hAnsi="Arial"/>
+          <w:sz w:val="20"/>
+          <w:szCs w:val="20"/>
+        </w:rPr>
+        <w:t xml:space="preserve">Contractors shall maintain logs of safe handling procedures, available to CBC upon request.</w:t>
+      </w:r>
+    </w:p>
+    <w:p>
+      <w:pPr>
+        <w:pStyle w:val="ListParagraph"/>
+        <w:numPr>
+          <w:ilvl w:val="0"/>
+          <w:numId w:val="2"/>
+        </w:numPr>
+        <w:spacing w:after="40" w:before="40"/>
+      </w:pPr>
+      <w:r>
+        <w:rPr>
+          <w:rFonts w:ascii="Arial" w:cs="Arial" w:eastAsia="Arial" w:hAnsi="Arial"/>
+          <w:sz w:val="20"/>
+          <w:szCs w:val="20"/>
+        </w:rPr>
+        <w:t xml:space="preserve">CBC’s liability is limited to the delivery and labeling phase. CBC shall not be liable for claims related to food preparation.</w:t>
+      </w:r>
+    </w:p>
+    <w:p>
+      <w:pPr>
+        <w:pStyle w:val="ListParagraph"/>
+        <w:numPr>
+          <w:ilvl w:val="0"/>
+          <w:numId w:val="2"/>
+        </w:numPr>
+        <w:spacing w:after="40" w:before="40"/>
+      </w:pPr>
+      <w:r>
+        <w:rPr>
+          <w:rFonts w:ascii="Arial" w:cs="Arial" w:eastAsia="Arial" w:hAnsi="Arial"/>
+          <w:sz w:val="20"/>
+          <w:szCs w:val="20"/>
+        </w:rPr>
+        <w:t xml:space="preserve">Contractors shall carry product liability and general liability insurance with a minimum of $1,000,000 each. CBC shall carry general liability insurance ($1,000,000 minimum) for delivery-related liabilities.</w:t>
+      </w:r>
+    </w:p>
+    <w:p>
+      <w:pPr>
+        <w:pStyle w:val="ListParagraph"/>
+        <w:numPr>
+          <w:ilvl w:val="0"/>
+          <w:numId w:val="2"/>
+        </w:numPr>
+        <w:spacing w:after="40" w:before="40"/>
+      </w:pPr>
+      <w:r>
+        <w:rPr>
+          <w:rFonts w:ascii="Arial" w:cs="Arial" w:eastAsia="Arial" w:hAnsi="Arial"/>
+          <w:sz w:val="20"/>
+          <w:szCs w:val="20"/>
+        </w:rPr>
+        <w:t xml:space="preserve">CBC reserves the right to inspect Contractors’ kitchen and records at reasonable times.</w:t>
+      </w:r>
+    </w:p>
+    <w:p>
+      <w:pPr>
+        <w:pStyle w:val="ListParagraph"/>
+        <w:numPr>
+          <w:ilvl w:val="0"/>
+          <w:numId w:val="2"/>
+        </w:numPr>
+        <w:spacing w:after="40" w:before="40"/>
+      </w:pPr>
+      <w:r>
+        <w:rPr>
+          <w:rFonts w:ascii="Arial" w:cs="Arial" w:eastAsia="Arial" w:hAnsi="Arial"/>
+          <w:sz w:val="20"/>
+          <w:szCs w:val="20"/>
+        </w:rPr>
+        <w:t xml:space="preserve">CBC may terminate this Agreement immediately if Contractors fail to comply with food safety or record-keeping requirements.</w:t>
       </w:r>
     </w:p>
     <w:p>
@@ -2032,61 +2086,43 @@
           <w:sz w:val="24"/>
           <w:szCs w:val="24"/>
         </w:rPr>
-        <w:t xml:space="preserve">9. Confidentiality &amp; Non-Solicitation</w:t>
-      </w:r>
-    </w:p>
-    <w:p>
-      <w:pPr>
-        <w:pStyle w:val="ListParagraph"/>
-        <w:numPr>
-          <w:ilvl w:val="0"/>
-          <w:numId w:val="2"/>
-        </w:numPr>
-        <w:spacing w:after="40" w:before="40"/>
-      </w:pPr>
-      <w:r>
-        <w:rPr>
-          <w:rFonts w:ascii="Arial" w:cs="Arial" w:eastAsia="Arial" w:hAnsi="Arial"/>
-          <w:sz w:val="20"/>
-          <w:szCs w:val="20"/>
-        </w:rPr>
-        <w:t xml:space="preserve">Confidential Information includes, but is not limited to: client lists, contact information, pricing, order volumes, and business strategies.</w:t>
-      </w:r>
-    </w:p>
-    <w:p>
-      <w:pPr>
-        <w:pStyle w:val="ListParagraph"/>
-        <w:numPr>
-          <w:ilvl w:val="0"/>
-          <w:numId w:val="2"/>
-        </w:numPr>
-        <w:spacing w:after="40" w:before="40"/>
-      </w:pPr>
-      <w:r>
-        <w:rPr>
-          <w:rFonts w:ascii="Arial" w:cs="Arial" w:eastAsia="Arial" w:hAnsi="Arial"/>
-          <w:sz w:val="20"/>
-          <w:szCs w:val="20"/>
-        </w:rPr>
-        <w:t xml:space="preserve">Contractors shall not use Confidential Information for purposes other than performing services under this Agreement.</w:t>
-      </w:r>
-    </w:p>
-    <w:p>
-      <w:pPr>
-        <w:pStyle w:val="ListParagraph"/>
-        <w:numPr>
-          <w:ilvl w:val="0"/>
-          <w:numId w:val="2"/>
-        </w:numPr>
-        <w:spacing w:after="40" w:before="40"/>
-      </w:pPr>
-      <w:r>
-        <w:rPr>
-          <w:rFonts w:ascii="Arial" w:cs="Arial" w:eastAsia="Arial" w:hAnsi="Arial"/>
-          <w:sz w:val="20"/>
-          <w:szCs w:val="20"/>
-        </w:rPr>
-        <w:t xml:space="preserve">For twelve (12) months following termination, if Contractors provide catering services directly to any CBC client using Confidential Information obtained through this Agreement, Contractors shall pay CBC 10% of revenue from such services.</w:t>
+        <w:t xml:space="preserve">9. Indemnification</w:t>
+      </w:r>
+    </w:p>
+    <w:p>
+      <w:pPr>
+        <w:pStyle w:val="ListParagraph"/>
+        <w:numPr>
+          <w:ilvl w:val="0"/>
+          <w:numId w:val="2"/>
+        </w:numPr>
+        <w:spacing w:after="40" w:before="40"/>
+      </w:pPr>
+      <w:r>
+        <w:rPr>
+          <w:rFonts w:ascii="Arial" w:cs="Arial" w:eastAsia="Arial" w:hAnsi="Arial"/>
+          <w:sz w:val="20"/>
+          <w:szCs w:val="20"/>
+        </w:rPr>
+        <w:t xml:space="preserve">Contractors shall indemnify and hold CBC harmless from claims related to Contractors’ performance, breaches, negligence, or willful misconduct, except where CBC is solely responsible.</w:t>
+      </w:r>
+    </w:p>
+    <w:p>
+      <w:pPr>
+        <w:pStyle w:val="ListParagraph"/>
+        <w:numPr>
+          <w:ilvl w:val="0"/>
+          <w:numId w:val="2"/>
+        </w:numPr>
+        <w:spacing w:after="40" w:before="40"/>
+      </w:pPr>
+      <w:r>
+        <w:rPr>
+          <w:rFonts w:ascii="Arial" w:cs="Arial" w:eastAsia="Arial" w:hAnsi="Arial"/>
+          <w:sz w:val="20"/>
+          <w:szCs w:val="20"/>
+        </w:rPr>
+        <w:t xml:space="preserve">CBC shall indemnify and hold Contractors harmless from claims related to CBC’s performance, breaches, negligence, or willful misconduct, except where Contractors are solely responsible.</w:t>
       </w:r>
     </w:p>
     <w:p>
@@ -2105,22 +2141,61 @@
           <w:sz w:val="24"/>
           <w:szCs w:val="24"/>
         </w:rPr>
-        <w:t xml:space="preserve">10. Intellectual Property</w:t>
-      </w:r>
-    </w:p>
-    <w:p>
-      <w:pPr>
-        <w:spacing w:after="80" w:before="80"/>
-      </w:pPr>
-      <w:r>
-        <w:rPr>
-          <w:rFonts w:ascii="Arial" w:cs="Arial" w:eastAsia="Arial" w:hAnsi="Arial"/>
-          <w:b w:val="false"/>
-          <w:bCs w:val="false"/>
-          <w:sz w:val="20"/>
-          <w:szCs w:val="20"/>
-        </w:rPr>
-        <w:t xml:space="preserve">Menus, recipes, and culinary creations remain the Contractors’ property unless otherwise agreed in writing.</w:t>
+        <w:t xml:space="preserve">10. Confidentiality &amp; Non-Solicitation</w:t>
+      </w:r>
+    </w:p>
+    <w:p>
+      <w:pPr>
+        <w:pStyle w:val="ListParagraph"/>
+        <w:numPr>
+          <w:ilvl w:val="0"/>
+          <w:numId w:val="2"/>
+        </w:numPr>
+        <w:spacing w:after="40" w:before="40"/>
+      </w:pPr>
+      <w:r>
+        <w:rPr>
+          <w:rFonts w:ascii="Arial" w:cs="Arial" w:eastAsia="Arial" w:hAnsi="Arial"/>
+          <w:sz w:val="20"/>
+          <w:szCs w:val="20"/>
+        </w:rPr>
+        <w:t xml:space="preserve">Confidential Information includes, but is not limited to: client lists, contact information, pricing, order volumes, and business strategies.</w:t>
+      </w:r>
+    </w:p>
+    <w:p>
+      <w:pPr>
+        <w:pStyle w:val="ListParagraph"/>
+        <w:numPr>
+          <w:ilvl w:val="0"/>
+          <w:numId w:val="2"/>
+        </w:numPr>
+        <w:spacing w:after="40" w:before="40"/>
+      </w:pPr>
+      <w:r>
+        <w:rPr>
+          <w:rFonts w:ascii="Arial" w:cs="Arial" w:eastAsia="Arial" w:hAnsi="Arial"/>
+          <w:sz w:val="20"/>
+          <w:szCs w:val="20"/>
+        </w:rPr>
+        <w:t xml:space="preserve">Contractors shall not use Confidential Information for purposes other than performing services under this Agreement.</w:t>
+      </w:r>
+    </w:p>
+    <w:p>
+      <w:pPr>
+        <w:pStyle w:val="ListParagraph"/>
+        <w:numPr>
+          <w:ilvl w:val="0"/>
+          <w:numId w:val="2"/>
+        </w:numPr>
+        <w:spacing w:after="40" w:before="40"/>
+      </w:pPr>
+      <w:r>
+        <w:rPr>
+          <w:rFonts w:ascii="Arial" w:cs="Arial" w:eastAsia="Arial" w:hAnsi="Arial"/>
+          <w:sz w:val="20"/>
+          <w:szCs w:val="20"/>
+        </w:rPr>
+        <w:t xml:space="preserve">For twelve (12) months following termination, if Contractors provide catering services directly to any CBC client using Confidential Information obtained through this Agreement, Contractors shall pay CBC 10% of revenue from such services.</w:t>
       </w:r>
     </w:p>
     <w:p>
@@ -2139,61 +2214,22 @@
           <w:sz w:val="24"/>
           <w:szCs w:val="24"/>
         </w:rPr>
-        <w:t xml:space="preserve">11. Term &amp; Termination</w:t>
-      </w:r>
-    </w:p>
-    <w:p>
-      <w:pPr>
-        <w:pStyle w:val="ListParagraph"/>
-        <w:numPr>
-          <w:ilvl w:val="0"/>
-          <w:numId w:val="2"/>
-        </w:numPr>
-        <w:spacing w:after="40" w:before="40"/>
-      </w:pPr>
-      <w:r>
-        <w:rPr>
-          <w:rFonts w:ascii="Arial" w:cs="Arial" w:eastAsia="Arial" w:hAnsi="Arial"/>
-          <w:sz w:val="20"/>
-          <w:szCs w:val="20"/>
-        </w:rPr>
-        <w:t xml:space="preserve">This Agreement begins on the date first written above and continues until terminated by either party with thirty (30) days’ written notice, provided no confirmed future orders are pending.</w:t>
-      </w:r>
-    </w:p>
-    <w:p>
-      <w:pPr>
-        <w:pStyle w:val="ListParagraph"/>
-        <w:numPr>
-          <w:ilvl w:val="0"/>
-          <w:numId w:val="2"/>
-        </w:numPr>
-        <w:spacing w:after="40" w:before="40"/>
-      </w:pPr>
-      <w:r>
-        <w:rPr>
-          <w:rFonts w:ascii="Arial" w:cs="Arial" w:eastAsia="Arial" w:hAnsi="Arial"/>
-          <w:sz w:val="20"/>
-          <w:szCs w:val="20"/>
-        </w:rPr>
-        <w:t xml:space="preserve">Upon termination, Contractors shall complete all confirmed orders or pay applicable cancellation fees.</w:t>
-      </w:r>
-    </w:p>
-    <w:p>
-      <w:pPr>
-        <w:pStyle w:val="ListParagraph"/>
-        <w:numPr>
-          <w:ilvl w:val="0"/>
-          <w:numId w:val="2"/>
-        </w:numPr>
-        <w:spacing w:after="40" w:before="40"/>
-      </w:pPr>
-      <w:r>
-        <w:rPr>
-          <w:rFonts w:ascii="Arial" w:cs="Arial" w:eastAsia="Arial" w:hAnsi="Arial"/>
-          <w:sz w:val="20"/>
-          <w:szCs w:val="20"/>
-        </w:rPr>
-        <w:t xml:space="preserve">Either party may terminate immediately for material breach, subject to a ten (10) day cure period for non-safety-related breaches.</w:t>
+        <w:t xml:space="preserve">11. Intellectual Property</w:t>
+      </w:r>
+    </w:p>
+    <w:p>
+      <w:pPr>
+        <w:spacing w:after="80" w:before="80"/>
+      </w:pPr>
+      <w:r>
+        <w:rPr>
+          <w:rFonts w:ascii="Arial" w:cs="Arial" w:eastAsia="Arial" w:hAnsi="Arial"/>
+          <w:b w:val="false"/>
+          <w:bCs w:val="false"/>
+          <w:sz w:val="20"/>
+          <w:szCs w:val="20"/>
+        </w:rPr>
+        <w:t xml:space="preserve">Menus, recipes, and culinary creations remain the Contractors’ property unless otherwise agreed in writing.</w:t>
       </w:r>
     </w:p>
     <w:p>
@@ -2212,61 +2248,61 @@
           <w:sz w:val="24"/>
           <w:szCs w:val="24"/>
         </w:rPr>
-        <w:t xml:space="preserve">12. Independent Contractor Status</w:t>
-      </w:r>
-    </w:p>
-    <w:p>
-      <w:pPr>
-        <w:pStyle w:val="ListParagraph"/>
-        <w:numPr>
-          <w:ilvl w:val="0"/>
-          <w:numId w:val="2"/>
-        </w:numPr>
-        <w:spacing w:after="40" w:before="40"/>
-      </w:pPr>
-      <w:r>
-        <w:rPr>
-          <w:rFonts w:ascii="Arial" w:cs="Arial" w:eastAsia="Arial" w:hAnsi="Arial"/>
-          <w:sz w:val="20"/>
-          <w:szCs w:val="20"/>
-        </w:rPr>
-        <w:t xml:space="preserve">Contractors are independent contractors, not employees, partners, or agents of CBC.</w:t>
-      </w:r>
-    </w:p>
-    <w:p>
-      <w:pPr>
-        <w:pStyle w:val="ListParagraph"/>
-        <w:numPr>
-          <w:ilvl w:val="0"/>
-          <w:numId w:val="2"/>
-        </w:numPr>
-        <w:spacing w:after="40" w:before="40"/>
-      </w:pPr>
-      <w:r>
-        <w:rPr>
-          <w:rFonts w:ascii="Arial" w:cs="Arial" w:eastAsia="Arial" w:hAnsi="Arial"/>
-          <w:sz w:val="20"/>
-          <w:szCs w:val="20"/>
-        </w:rPr>
-        <w:t xml:space="preserve">Contractors may engage subcontractors but remain fully responsible for their actions and compliance with this Agreement.</w:t>
-      </w:r>
-    </w:p>
-    <w:p>
-      <w:pPr>
-        <w:pStyle w:val="ListParagraph"/>
-        <w:numPr>
-          <w:ilvl w:val="0"/>
-          <w:numId w:val="2"/>
-        </w:numPr>
-        <w:spacing w:after="40" w:before="40"/>
-      </w:pPr>
-      <w:r>
-        <w:rPr>
-          <w:rFonts w:ascii="Arial" w:cs="Arial" w:eastAsia="Arial" w:hAnsi="Arial"/>
-          <w:sz w:val="20"/>
-          <w:szCs w:val="20"/>
-        </w:rPr>
-        <w:t xml:space="preserve">Nothing in this Agreement creates an employment relationship or entitles Contractors to employee benefits.</w:t>
+        <w:t xml:space="preserve">12. Term &amp; Termination</w:t>
+      </w:r>
+    </w:p>
+    <w:p>
+      <w:pPr>
+        <w:pStyle w:val="ListParagraph"/>
+        <w:numPr>
+          <w:ilvl w:val="0"/>
+          <w:numId w:val="2"/>
+        </w:numPr>
+        <w:spacing w:after="40" w:before="40"/>
+      </w:pPr>
+      <w:r>
+        <w:rPr>
+          <w:rFonts w:ascii="Arial" w:cs="Arial" w:eastAsia="Arial" w:hAnsi="Arial"/>
+          <w:sz w:val="20"/>
+          <w:szCs w:val="20"/>
+        </w:rPr>
+        <w:t xml:space="preserve">This Agreement begins on the date first written above and continues until terminated by either party with thirty (30) days’ written notice, provided no confirmed future orders are pending.</w:t>
+      </w:r>
+    </w:p>
+    <w:p>
+      <w:pPr>
+        <w:pStyle w:val="ListParagraph"/>
+        <w:numPr>
+          <w:ilvl w:val="0"/>
+          <w:numId w:val="2"/>
+        </w:numPr>
+        <w:spacing w:after="40" w:before="40"/>
+      </w:pPr>
+      <w:r>
+        <w:rPr>
+          <w:rFonts w:ascii="Arial" w:cs="Arial" w:eastAsia="Arial" w:hAnsi="Arial"/>
+          <w:sz w:val="20"/>
+          <w:szCs w:val="20"/>
+        </w:rPr>
+        <w:t xml:space="preserve">Upon termination, Contractors shall complete all confirmed orders or pay applicable cancellation fees.</w:t>
+      </w:r>
+    </w:p>
+    <w:p>
+      <w:pPr>
+        <w:pStyle w:val="ListParagraph"/>
+        <w:numPr>
+          <w:ilvl w:val="0"/>
+          <w:numId w:val="2"/>
+        </w:numPr>
+        <w:spacing w:after="40" w:before="40"/>
+      </w:pPr>
+      <w:r>
+        <w:rPr>
+          <w:rFonts w:ascii="Arial" w:cs="Arial" w:eastAsia="Arial" w:hAnsi="Arial"/>
+          <w:sz w:val="20"/>
+          <w:szCs w:val="20"/>
+        </w:rPr>
+        <w:t xml:space="preserve">Either party may terminate immediately for material breach, subject to a ten (10) day cure period for non-safety-related breaches.</w:t>
       </w:r>
     </w:p>
     <w:p>
@@ -2285,22 +2321,61 @@
           <w:sz w:val="24"/>
           <w:szCs w:val="24"/>
         </w:rPr>
-        <w:t xml:space="preserve">13. Governing Law &amp; Disputes</w:t>
-      </w:r>
-    </w:p>
-    <w:p>
-      <w:pPr>
-        <w:spacing w:after="80" w:before="80"/>
-      </w:pPr>
-      <w:r>
-        <w:rPr>
-          <w:rFonts w:ascii="Arial" w:cs="Arial" w:eastAsia="Arial" w:hAnsi="Arial"/>
-          <w:b w:val="false"/>
-          <w:bCs w:val="false"/>
-          <w:sz w:val="20"/>
-          <w:szCs w:val="20"/>
-        </w:rPr>
-        <w:t xml:space="preserve">This Agreement shall be governed by the laws of the State of California. Disputes shall first be addressed through good-faith mediation in San Jose, California. If mediation fails, disputes shall be resolved through binding arbitration in accordance with California law.</w:t>
+        <w:t xml:space="preserve">13. Independent Contractor Status</w:t>
+      </w:r>
+    </w:p>
+    <w:p>
+      <w:pPr>
+        <w:pStyle w:val="ListParagraph"/>
+        <w:numPr>
+          <w:ilvl w:val="0"/>
+          <w:numId w:val="2"/>
+        </w:numPr>
+        <w:spacing w:after="40" w:before="40"/>
+      </w:pPr>
+      <w:r>
+        <w:rPr>
+          <w:rFonts w:ascii="Arial" w:cs="Arial" w:eastAsia="Arial" w:hAnsi="Arial"/>
+          <w:sz w:val="20"/>
+          <w:szCs w:val="20"/>
+        </w:rPr>
+        <w:t xml:space="preserve">Contractors are independent contractors, not employees, partners, or agents of CBC.</w:t>
+      </w:r>
+    </w:p>
+    <w:p>
+      <w:pPr>
+        <w:pStyle w:val="ListParagraph"/>
+        <w:numPr>
+          <w:ilvl w:val="0"/>
+          <w:numId w:val="2"/>
+        </w:numPr>
+        <w:spacing w:after="40" w:before="40"/>
+      </w:pPr>
+      <w:r>
+        <w:rPr>
+          <w:rFonts w:ascii="Arial" w:cs="Arial" w:eastAsia="Arial" w:hAnsi="Arial"/>
+          <w:sz w:val="20"/>
+          <w:szCs w:val="20"/>
+        </w:rPr>
+        <w:t xml:space="preserve">Contractors may engage subcontractors but remain fully responsible for their actions and compliance with this Agreement.</w:t>
+      </w:r>
+    </w:p>
+    <w:p>
+      <w:pPr>
+        <w:pStyle w:val="ListParagraph"/>
+        <w:numPr>
+          <w:ilvl w:val="0"/>
+          <w:numId w:val="2"/>
+        </w:numPr>
+        <w:spacing w:after="40" w:before="40"/>
+      </w:pPr>
+      <w:r>
+        <w:rPr>
+          <w:rFonts w:ascii="Arial" w:cs="Arial" w:eastAsia="Arial" w:hAnsi="Arial"/>
+          <w:sz w:val="20"/>
+          <w:szCs w:val="20"/>
+        </w:rPr>
+        <w:t xml:space="preserve">Nothing in this Agreement creates an employment relationship or entitles Contractors to employee benefits.</w:t>
       </w:r>
     </w:p>
     <w:p>
@@ -2319,7 +2394,41 @@
           <w:sz w:val="24"/>
           <w:szCs w:val="24"/>
         </w:rPr>
-        <w:t xml:space="preserve">14. Entire Agreement</w:t>
+        <w:t xml:space="preserve">14. Governing Law &amp; Disputes</w:t>
+      </w:r>
+    </w:p>
+    <w:p>
+      <w:pPr>
+        <w:spacing w:after="80" w:before="80"/>
+      </w:pPr>
+      <w:r>
+        <w:rPr>
+          <w:rFonts w:ascii="Arial" w:cs="Arial" w:eastAsia="Arial" w:hAnsi="Arial"/>
+          <w:b w:val="false"/>
+          <w:bCs w:val="false"/>
+          <w:sz w:val="20"/>
+          <w:szCs w:val="20"/>
+        </w:rPr>
+        <w:t xml:space="preserve">This Agreement shall be governed by the laws of the State of California. Disputes shall first be addressed through good-faith mediation in San Jose, California. If mediation fails, disputes shall be resolved through binding arbitration in accordance with California law.</w:t>
+      </w:r>
+    </w:p>
+    <w:p>
+      <w:pPr>
+        <w:pBdr>
+          <w:bottom w:val="single" w:color="2E4057" w:sz="2" w:space="4"/>
+        </w:pBdr>
+        <w:spacing w:after="120" w:before="360"/>
+      </w:pPr>
+      <w:r>
+        <w:rPr>
+          <w:rFonts w:ascii="Arial" w:cs="Arial" w:eastAsia="Arial" w:hAnsi="Arial"/>
+          <w:b/>
+          <w:bCs/>
+          <w:color w:val="2E4057"/>
+          <w:sz w:val="24"/>
+          <w:szCs w:val="24"/>
+        </w:rPr>
+        <w:t xml:space="preserve">15. Entire Agreement</w:t>
       </w:r>
     </w:p>
     <w:p>
@@ -2383,7 +2492,7 @@
                 <w:sz w:val="20"/>
                 <w:szCs w:val="20"/>
               </w:rPr>
-              <w:t xml:space="preserve">CULINARY BLOCK COLLECTIVE</w:t>
+              <w:t xml:space="preserve">CULINARY BLOCK COLLECTIVE LLC</w:t>
             </w:r>
           </w:p>
           <w:p>
@@ -2397,7 +2506,7 @@
                 <w:sz w:val="18"/>
                 <w:szCs w:val="18"/>
               </w:rPr>
-              <w:t xml:space="preserve">(Culinary Block LLC)</w:t>
+              <w:t xml:space="preserve">(Client)</w:t>
             </w:r>
           </w:p>
         </w:tc>
